--- a/Writing/letter_to_referees_v1.3.docx
+++ b/Writing/letter_to_referees_v1.3.docx
@@ -1,6 +1,6 @@
 
 <file path=word/document.xml><?xml version="1.0" encoding="utf-8"?>
-<w:document xmlns:wpc="http://schemas.microsoft.com/office/word/2010/wordprocessingCanvas" xmlns:cx="http://schemas.microsoft.com/office/drawing/2014/chartex" xmlns:cx1="http://schemas.microsoft.com/office/drawing/2015/9/8/chartex" xmlns:cx2="http://schemas.microsoft.com/office/drawing/2015/10/21/chartex" xmlns:cx3="http://schemas.microsoft.com/office/drawing/2016/5/9/chartex" xmlns:cx4="http://schemas.microsoft.com/office/drawing/2016/5/10/chartex" xmlns:cx5="http://schemas.microsoft.com/office/drawing/2016/5/11/chartex" xmlns:cx6="http://schemas.microsoft.com/office/drawing/2016/5/12/chartex" xmlns:cx7="http://schemas.microsoft.com/office/drawing/2016/5/13/chartex" xmlns:cx8="http://schemas.microsoft.com/office/drawing/2016/5/14/chartex" xmlns:mc="http://schemas.openxmlformats.org/markup-compatibility/2006" xmlns:aink="http://schemas.microsoft.com/office/drawing/2016/ink" xmlns:am3d="http://schemas.microsoft.com/office/drawing/2017/model3d" xmlns:o="urn:schemas-microsoft-com:office:office" xmlns:oel="http://schemas.microsoft.com/office/2019/extlst" xmlns:r="http://schemas.openxmlformats.org/officeDocument/2006/relationships" xmlns:m="http://schemas.openxmlformats.org/officeDocument/2006/math" xmlns:v="urn:schemas-microsoft-com:vml" xmlns:wp14="http://schemas.microsoft.com/office/word/2010/wordprocessingDrawing" xmlns:wp="http://schemas.openxmlformats.org/drawingml/2006/wordprocessingDrawing" xmlns:w10="urn:schemas-microsoft-com:office:word" xmlns:w="http://schemas.openxmlformats.org/wordprocessingml/2006/main" xmlns:w14="http://schemas.microsoft.com/office/word/2010/wordml" xmlns:w15="http://schemas.microsoft.com/office/word/2012/wordml" xmlns:w16cex="http://schemas.microsoft.com/office/word/2018/wordml/cex" xmlns:w16cid="http://schemas.microsoft.com/office/word/2016/wordml/cid" xmlns:w16="http://schemas.microsoft.com/office/word/2018/wordml" xmlns:w16sdtdh="http://schemas.microsoft.com/office/word/2020/wordml/sdtdatahash" xmlns:w16se="http://schemas.microsoft.com/office/word/2015/wordml/symex" xmlns:wpg="http://schemas.microsoft.com/office/word/2010/wordprocessingGroup" xmlns:wpi="http://schemas.microsoft.com/office/word/2010/wordprocessingInk" xmlns:wne="http://schemas.microsoft.com/office/word/2006/wordml" xmlns:wps="http://schemas.microsoft.com/office/word/2010/wordprocessingShape" mc:Ignorable="w14 w15 w16se w16cid w16 w16cex w16sdtdh wp14">
+<w:document xmlns:wpc="http://schemas.microsoft.com/office/word/2010/wordprocessingCanvas" xmlns:cx="http://schemas.microsoft.com/office/drawing/2014/chartex" xmlns:cx1="http://schemas.microsoft.com/office/drawing/2015/9/8/chartex" xmlns:cx2="http://schemas.microsoft.com/office/drawing/2015/10/21/chartex" xmlns:cx3="http://schemas.microsoft.com/office/drawing/2016/5/9/chartex" xmlns:cx4="http://schemas.microsoft.com/office/drawing/2016/5/10/chartex" xmlns:cx5="http://schemas.microsoft.com/office/drawing/2016/5/11/chartex" xmlns:cx6="http://schemas.microsoft.com/office/drawing/2016/5/12/chartex" xmlns:cx7="http://schemas.microsoft.com/office/drawing/2016/5/13/chartex" xmlns:cx8="http://schemas.microsoft.com/office/drawing/2016/5/14/chartex" xmlns:mc="http://schemas.openxmlformats.org/markup-compatibility/2006" xmlns:aink="http://schemas.microsoft.com/office/drawing/2016/ink" xmlns:am3d="http://schemas.microsoft.com/office/drawing/2017/model3d" xmlns:o="urn:schemas-microsoft-com:office:office" xmlns:r="http://schemas.openxmlformats.org/officeDocument/2006/relationships" xmlns:m="http://schemas.openxmlformats.org/officeDocument/2006/math" xmlns:v="urn:schemas-microsoft-com:vml" xmlns:wp14="http://schemas.microsoft.com/office/word/2010/wordprocessingDrawing" xmlns:wp="http://schemas.openxmlformats.org/drawingml/2006/wordprocessingDrawing" xmlns:w10="urn:schemas-microsoft-com:office:word" xmlns:w="http://schemas.openxmlformats.org/wordprocessingml/2006/main" xmlns:w14="http://schemas.microsoft.com/office/word/2010/wordml" xmlns:w15="http://schemas.microsoft.com/office/word/2012/wordml" xmlns:w16cid="http://schemas.microsoft.com/office/word/2016/wordml/cid" xmlns:w16se="http://schemas.microsoft.com/office/word/2015/wordml/symex" xmlns:wpg="http://schemas.microsoft.com/office/word/2010/wordprocessingGroup" xmlns:wpi="http://schemas.microsoft.com/office/word/2010/wordprocessingInk" xmlns:wne="http://schemas.microsoft.com/office/word/2006/wordml" xmlns:wps="http://schemas.microsoft.com/office/word/2010/wordprocessingShape" mc:Ignorable="w14 w15 w16se w16cid wp14">
   <w:body>
     <w:p>
       <w:pPr>
@@ -388,6 +388,244 @@
           <w:rFonts w:ascii="Arial" w:hAnsi="Arial" w:cs="Arial"/>
         </w:rPr>
       </w:pPr>
+      <w:r>
+        <w:rPr>
+          <w:rFonts w:ascii="Arial" w:hAnsi="Arial" w:cs="Arial"/>
+        </w:rPr>
+        <w:t>The Paris Agreement has established ambitious targets, leading to the implementation of climate policies that affect various sectors of the economy. The chemicals industry, responsible for 10% of GHG emissions due to its heavy reliance on fossil fuels, is expected to benefit from these policies. Platform chemicals such as hydrogen, ammonia, and methanol hold great potential for curtailing emissions, given their large market capacities. In this context, low</w:t>
+      </w:r>
+      <w:r>
+        <w:rPr>
+          <w:rFonts w:ascii="Arial" w:hAnsi="Arial" w:cs="Arial"/>
+        </w:rPr>
+        <w:noBreakHyphen/>
+        <w:t>carbon production routes have been developed and assessed through life cycle assessments (LCAs), consistently demonstrating their environmental superiority compared to fossil</w:t>
+      </w:r>
+      <w:r>
+        <w:rPr>
+          <w:rFonts w:ascii="Arial" w:hAnsi="Arial" w:cs="Arial"/>
+        </w:rPr>
+        <w:noBreakHyphen/>
+        <w:t xml:space="preserve">based counterparts. However, a critical limitation of these assessments is that they do not fully consider the potential impact of future decarbonisation advancements of energy systems, transportation, and supply chains. Furthermore, the communication of findings from existing studies poses a significant challenge for </w:t>
+      </w:r>
+      <w:r>
+        <w:rPr>
+          <w:rFonts w:ascii="Arial" w:hAnsi="Arial" w:cs="Arial"/>
+        </w:rPr>
+        <w:t>researchers</w:t>
+      </w:r>
+      <w:r>
+        <w:rPr>
+          <w:rFonts w:ascii="Arial" w:hAnsi="Arial" w:cs="Arial"/>
+        </w:rPr>
+        <w:t xml:space="preserve"> focused on more specific areas such as catalysts, reactors, and process scales. This gap primarily exists due to the complex nature of these analyses and the intricacies involved in communication within the scientific community.</w:t>
+      </w:r>
+    </w:p>
+    <w:p>
+      <w:pPr>
+        <w:spacing w:before="120" w:after="120" w:line="264" w:lineRule="auto"/>
+        <w:jc w:val="both"/>
+        <w:rPr>
+          <w:rFonts w:ascii="Arial" w:hAnsi="Arial" w:cs="Arial"/>
+        </w:rPr>
+      </w:pPr>
+      <w:r>
+        <w:rPr>
+          <w:rFonts w:ascii="Arial" w:hAnsi="Arial" w:cs="Arial"/>
+        </w:rPr>
+        <w:t xml:space="preserve">In this work, we assess the environmental performance of hydrogen, ammonia, and methanol, comparing fossil and green production routes over the crucial time period from 2020 to 2050, </w:t>
+      </w:r>
+      <w:r>
+        <w:rPr>
+          <w:rFonts w:ascii="Arial" w:hAnsi="Arial" w:cs="Arial"/>
+        </w:rPr>
+        <w:t xml:space="preserve">while </w:t>
+      </w:r>
+      <w:r>
+        <w:rPr>
+          <w:rFonts w:ascii="Arial" w:hAnsi="Arial" w:cs="Arial"/>
+        </w:rPr>
+        <w:t xml:space="preserve">considering the anticipated shifts in </w:t>
+      </w:r>
+      <w:r>
+        <w:rPr>
+          <w:rFonts w:ascii="Arial" w:hAnsi="Arial" w:cs="Arial"/>
+        </w:rPr>
+        <w:t xml:space="preserve">the </w:t>
+      </w:r>
+      <w:r>
+        <w:rPr>
+          <w:rFonts w:ascii="Arial" w:hAnsi="Arial" w:cs="Arial"/>
+        </w:rPr>
+        <w:t xml:space="preserve">power, materials, and transportation sectors. </w:t>
+      </w:r>
+      <w:r>
+        <w:rPr>
+          <w:rFonts w:ascii="Arial" w:hAnsi="Arial" w:cs="Arial"/>
+        </w:rPr>
+        <w:t>We conduct this assessment within the framework of three distinct climate policies, each designed to limit global warming to specific targets of 3.5 </w:t>
+      </w:r>
+      <w:r>
+        <w:t>°</w:t>
+      </w:r>
+      <w:r>
+        <w:rPr>
+          <w:rFonts w:ascii="Arial" w:hAnsi="Arial" w:cs="Arial"/>
+        </w:rPr>
+        <w:t>C, 2 </w:t>
+      </w:r>
+      <w:r>
+        <w:t>°</w:t>
+      </w:r>
+      <w:r>
+        <w:rPr>
+          <w:rFonts w:ascii="Arial" w:hAnsi="Arial" w:cs="Arial"/>
+        </w:rPr>
+        <w:t>C, and 1.5 </w:t>
+      </w:r>
+      <w:r>
+        <w:t>°</w:t>
+      </w:r>
+      <w:r>
+        <w:rPr>
+          <w:rFonts w:ascii="Arial" w:hAnsi="Arial" w:cs="Arial"/>
+        </w:rPr>
+        <w:t>C.</w:t>
+      </w:r>
+      <w:r>
+        <w:rPr>
+          <w:rFonts w:ascii="Arial" w:hAnsi="Arial" w:cs="Arial"/>
+        </w:rPr>
+        <w:t xml:space="preserve"> Our fin</w:t>
+      </w:r>
+      <w:bookmarkStart w:id="2" w:name="_GoBack"/>
+      <w:bookmarkEnd w:id="2"/>
+      <w:r>
+        <w:rPr>
+          <w:rFonts w:ascii="Arial" w:hAnsi="Arial" w:cs="Arial"/>
+        </w:rPr>
+        <w:t>dings reveal that the decarbonisation of the energy sector will account for approximately 60% of the overall reduction in environmental impacts, underscoring its pivotal role in mitigating climate change.</w:t>
+      </w:r>
+      <w:r>
+        <w:rPr>
+          <w:rFonts w:ascii="Arial" w:hAnsi="Arial" w:cs="Arial"/>
+        </w:rPr>
+        <w:t xml:space="preserve"> Moreover, by 2050, green routes for hydrogen and ammonia production could witness </w:t>
+      </w:r>
+      <w:r>
+        <w:rPr>
+          <w:rFonts w:ascii="Arial" w:hAnsi="Arial" w:cs="Arial"/>
+        </w:rPr>
+        <w:t xml:space="preserve">a </w:t>
+      </w:r>
+      <w:r>
+        <w:rPr>
+          <w:rFonts w:ascii="Arial" w:hAnsi="Arial" w:cs="Arial"/>
+        </w:rPr>
+        <w:t>reduction in emissions of approximately 90%, while methanol can achieve net CO</w:t>
+      </w:r>
+      <w:r>
+        <w:rPr>
+          <w:rFonts w:ascii="Arial" w:hAnsi="Arial" w:cs="Arial"/>
+          <w:vertAlign w:val="subscript"/>
+        </w:rPr>
+        <w:t>2</w:t>
+      </w:r>
+      <w:r>
+        <w:rPr>
+          <w:rFonts w:ascii="Arial" w:hAnsi="Arial" w:cs="Arial"/>
+        </w:rPr>
+        <w:t xml:space="preserve"> capture.</w:t>
+      </w:r>
+      <w:r>
+        <w:rPr>
+          <w:rFonts w:ascii="Arial" w:hAnsi="Arial" w:cs="Arial"/>
+        </w:rPr>
+        <w:t xml:space="preserve"> In contrast, conventional fossil</w:t>
+      </w:r>
+      <w:r>
+        <w:rPr>
+          <w:rFonts w:ascii="Arial" w:hAnsi="Arial" w:cs="Arial"/>
+        </w:rPr>
+        <w:noBreakHyphen/>
+        <w:t xml:space="preserve">based routes are projected to achieve </w:t>
+      </w:r>
+      <w:r>
+        <w:rPr>
+          <w:rFonts w:ascii="Arial" w:hAnsi="Arial" w:cs="Arial"/>
+        </w:rPr>
+        <w:t xml:space="preserve">only </w:t>
+      </w:r>
+      <w:r>
+        <w:rPr>
+          <w:rFonts w:ascii="Arial" w:hAnsi="Arial" w:cs="Arial"/>
+        </w:rPr>
+        <w:t>a modest reduction of 10%, making them unsuitable choices for building a sustainable chemical industry.</w:t>
+      </w:r>
+      <w:r>
+        <w:rPr>
+          <w:rFonts w:ascii="Arial" w:hAnsi="Arial" w:cs="Arial"/>
+        </w:rPr>
+        <w:t xml:space="preserve"> Furthermore, we present a strategic roadmap spanning 26 regions worldwide, </w:t>
+      </w:r>
+      <w:r>
+        <w:rPr>
+          <w:rFonts w:ascii="Arial" w:hAnsi="Arial" w:cs="Arial"/>
+        </w:rPr>
+        <w:t xml:space="preserve">laying </w:t>
+      </w:r>
+      <w:r>
+        <w:rPr>
+          <w:rFonts w:ascii="Arial" w:hAnsi="Arial" w:cs="Arial"/>
+        </w:rPr>
+        <w:t>the</w:t>
+      </w:r>
+      <w:r>
+        <w:rPr>
+          <w:rFonts w:ascii="Arial" w:hAnsi="Arial" w:cs="Arial"/>
+        </w:rPr>
+        <w:t xml:space="preserve"> foundation for the introduction</w:t>
+      </w:r>
+      <w:r>
+        <w:rPr>
+          <w:rFonts w:ascii="Arial" w:hAnsi="Arial" w:cs="Arial"/>
+        </w:rPr>
+        <w:t xml:space="preserve"> of </w:t>
+      </w:r>
+      <w:r>
+        <w:rPr>
+          <w:rFonts w:ascii="Arial" w:hAnsi="Arial" w:cs="Arial"/>
+        </w:rPr>
+        <w:t xml:space="preserve">these </w:t>
+      </w:r>
+      <w:r>
+        <w:rPr>
+          <w:rFonts w:ascii="Arial" w:hAnsi="Arial" w:cs="Arial"/>
+        </w:rPr>
+        <w:t>green approaches while minimising the overall environmental footprint.</w:t>
+      </w:r>
+    </w:p>
+    <w:p>
+      <w:pPr>
+        <w:spacing w:before="120" w:after="120" w:line="264" w:lineRule="auto"/>
+        <w:jc w:val="both"/>
+        <w:rPr>
+          <w:rFonts w:ascii="Arial" w:hAnsi="Arial" w:cs="Arial"/>
+        </w:rPr>
+      </w:pPr>
+      <w:r>
+        <w:rPr>
+          <w:rFonts w:ascii="Arial" w:hAnsi="Arial" w:cs="Arial"/>
+        </w:rPr>
+        <w:t>Overall, our study emphasises the bright prospects of utilising renewable energy</w:t>
+      </w:r>
+      <w:r>
+        <w:rPr>
+          <w:rFonts w:ascii="Arial" w:hAnsi="Arial" w:cs="Arial"/>
+        </w:rPr>
+        <w:noBreakHyphen/>
+        <w:t>driven approaches across all sectors of the chemical industry, providing unwavering reinforcement for researchers in this field. The methodology developed herein offers a set of tools for researchers and stakeholders to facilitate the sustainable production of chemicals. Please find attached the manuscript along with the table of contents entry and the supporting information.</w:t>
+      </w:r>
     </w:p>
     <w:p>
       <w:pPr>
@@ -515,7 +753,7 @@
 </file>
 
 <file path=word/endnotes.xml><?xml version="1.0" encoding="utf-8"?>
-<w:endnotes xmlns:wpc="http://schemas.microsoft.com/office/word/2010/wordprocessingCanvas" xmlns:cx="http://schemas.microsoft.com/office/drawing/2014/chartex" xmlns:cx1="http://schemas.microsoft.com/office/drawing/2015/9/8/chartex" xmlns:cx2="http://schemas.microsoft.com/office/drawing/2015/10/21/chartex" xmlns:cx3="http://schemas.microsoft.com/office/drawing/2016/5/9/chartex" xmlns:cx4="http://schemas.microsoft.com/office/drawing/2016/5/10/chartex" xmlns:cx5="http://schemas.microsoft.com/office/drawing/2016/5/11/chartex" xmlns:cx6="http://schemas.microsoft.com/office/drawing/2016/5/12/chartex" xmlns:cx7="http://schemas.microsoft.com/office/drawing/2016/5/13/chartex" xmlns:cx8="http://schemas.microsoft.com/office/drawing/2016/5/14/chartex" xmlns:mc="http://schemas.openxmlformats.org/markup-compatibility/2006" xmlns:aink="http://schemas.microsoft.com/office/drawing/2016/ink" xmlns:am3d="http://schemas.microsoft.com/office/drawing/2017/model3d" xmlns:o="urn:schemas-microsoft-com:office:office" xmlns:oel="http://schemas.microsoft.com/office/2019/extlst" xmlns:r="http://schemas.openxmlformats.org/officeDocument/2006/relationships" xmlns:m="http://schemas.openxmlformats.org/officeDocument/2006/math" xmlns:v="urn:schemas-microsoft-com:vml" xmlns:wp14="http://schemas.microsoft.com/office/word/2010/wordprocessingDrawing" xmlns:wp="http://schemas.openxmlformats.org/drawingml/2006/wordprocessingDrawing" xmlns:w10="urn:schemas-microsoft-com:office:word" xmlns:w="http://schemas.openxmlformats.org/wordprocessingml/2006/main" xmlns:w14="http://schemas.microsoft.com/office/word/2010/wordml" xmlns:w15="http://schemas.microsoft.com/office/word/2012/wordml" xmlns:w16cex="http://schemas.microsoft.com/office/word/2018/wordml/cex" xmlns:w16cid="http://schemas.microsoft.com/office/word/2016/wordml/cid" xmlns:w16="http://schemas.microsoft.com/office/word/2018/wordml" xmlns:w16sdtdh="http://schemas.microsoft.com/office/word/2020/wordml/sdtdatahash" xmlns:w16se="http://schemas.microsoft.com/office/word/2015/wordml/symex" xmlns:wpg="http://schemas.microsoft.com/office/word/2010/wordprocessingGroup" xmlns:wpi="http://schemas.microsoft.com/office/word/2010/wordprocessingInk" xmlns:wne="http://schemas.microsoft.com/office/word/2006/wordml" xmlns:wps="http://schemas.microsoft.com/office/word/2010/wordprocessingShape" mc:Ignorable="w14 w15 w16se w16cid w16 w16cex w16sdtdh wp14">
+<w:endnotes xmlns:wpc="http://schemas.microsoft.com/office/word/2010/wordprocessingCanvas" xmlns:cx="http://schemas.microsoft.com/office/drawing/2014/chartex" xmlns:cx1="http://schemas.microsoft.com/office/drawing/2015/9/8/chartex" xmlns:cx2="http://schemas.microsoft.com/office/drawing/2015/10/21/chartex" xmlns:cx3="http://schemas.microsoft.com/office/drawing/2016/5/9/chartex" xmlns:cx4="http://schemas.microsoft.com/office/drawing/2016/5/10/chartex" xmlns:cx5="http://schemas.microsoft.com/office/drawing/2016/5/11/chartex" xmlns:cx6="http://schemas.microsoft.com/office/drawing/2016/5/12/chartex" xmlns:cx7="http://schemas.microsoft.com/office/drawing/2016/5/13/chartex" xmlns:cx8="http://schemas.microsoft.com/office/drawing/2016/5/14/chartex" xmlns:mc="http://schemas.openxmlformats.org/markup-compatibility/2006" xmlns:aink="http://schemas.microsoft.com/office/drawing/2016/ink" xmlns:am3d="http://schemas.microsoft.com/office/drawing/2017/model3d" xmlns:o="urn:schemas-microsoft-com:office:office" xmlns:r="http://schemas.openxmlformats.org/officeDocument/2006/relationships" xmlns:m="http://schemas.openxmlformats.org/officeDocument/2006/math" xmlns:v="urn:schemas-microsoft-com:vml" xmlns:wp14="http://schemas.microsoft.com/office/word/2010/wordprocessingDrawing" xmlns:wp="http://schemas.openxmlformats.org/drawingml/2006/wordprocessingDrawing" xmlns:w10="urn:schemas-microsoft-com:office:word" xmlns:w="http://schemas.openxmlformats.org/wordprocessingml/2006/main" xmlns:w14="http://schemas.microsoft.com/office/word/2010/wordml" xmlns:w15="http://schemas.microsoft.com/office/word/2012/wordml" xmlns:w16cid="http://schemas.microsoft.com/office/word/2016/wordml/cid" xmlns:w16se="http://schemas.microsoft.com/office/word/2015/wordml/symex" xmlns:wpg="http://schemas.microsoft.com/office/word/2010/wordprocessingGroup" xmlns:wpi="http://schemas.microsoft.com/office/word/2010/wordprocessingInk" xmlns:wne="http://schemas.microsoft.com/office/word/2006/wordml" xmlns:wps="http://schemas.microsoft.com/office/word/2010/wordprocessingShape" mc:Ignorable="w14 w15 w16se w16cid wp14">
   <w:endnote w:type="separator" w:id="-1">
     <w:p>
       <w:r>
@@ -534,7 +772,7 @@
 </file>
 
 <file path=word/footer1.xml><?xml version="1.0" encoding="utf-8"?>
-<w:ftr xmlns:wpc="http://schemas.microsoft.com/office/word/2010/wordprocessingCanvas" xmlns:cx="http://schemas.microsoft.com/office/drawing/2014/chartex" xmlns:cx1="http://schemas.microsoft.com/office/drawing/2015/9/8/chartex" xmlns:cx2="http://schemas.microsoft.com/office/drawing/2015/10/21/chartex" xmlns:cx3="http://schemas.microsoft.com/office/drawing/2016/5/9/chartex" xmlns:cx4="http://schemas.microsoft.com/office/drawing/2016/5/10/chartex" xmlns:cx5="http://schemas.microsoft.com/office/drawing/2016/5/11/chartex" xmlns:cx6="http://schemas.microsoft.com/office/drawing/2016/5/12/chartex" xmlns:cx7="http://schemas.microsoft.com/office/drawing/2016/5/13/chartex" xmlns:cx8="http://schemas.microsoft.com/office/drawing/2016/5/14/chartex" xmlns:mc="http://schemas.openxmlformats.org/markup-compatibility/2006" xmlns:aink="http://schemas.microsoft.com/office/drawing/2016/ink" xmlns:am3d="http://schemas.microsoft.com/office/drawing/2017/model3d" xmlns:o="urn:schemas-microsoft-com:office:office" xmlns:oel="http://schemas.microsoft.com/office/2019/extlst" xmlns:r="http://schemas.openxmlformats.org/officeDocument/2006/relationships" xmlns:m="http://schemas.openxmlformats.org/officeDocument/2006/math" xmlns:v="urn:schemas-microsoft-com:vml" xmlns:wp14="http://schemas.microsoft.com/office/word/2010/wordprocessingDrawing" xmlns:wp="http://schemas.openxmlformats.org/drawingml/2006/wordprocessingDrawing" xmlns:w10="urn:schemas-microsoft-com:office:word" xmlns:w="http://schemas.openxmlformats.org/wordprocessingml/2006/main" xmlns:w14="http://schemas.microsoft.com/office/word/2010/wordml" xmlns:w15="http://schemas.microsoft.com/office/word/2012/wordml" xmlns:w16cex="http://schemas.microsoft.com/office/word/2018/wordml/cex" xmlns:w16cid="http://schemas.microsoft.com/office/word/2016/wordml/cid" xmlns:w16="http://schemas.microsoft.com/office/word/2018/wordml" xmlns:w16sdtdh="http://schemas.microsoft.com/office/word/2020/wordml/sdtdatahash" xmlns:w16se="http://schemas.microsoft.com/office/word/2015/wordml/symex" xmlns:wpg="http://schemas.microsoft.com/office/word/2010/wordprocessingGroup" xmlns:wpi="http://schemas.microsoft.com/office/word/2010/wordprocessingInk" xmlns:wne="http://schemas.microsoft.com/office/word/2006/wordml" xmlns:wps="http://schemas.microsoft.com/office/word/2010/wordprocessingShape" mc:Ignorable="w14 w15 w16se w16cid w16 w16cex w16sdtdh wp14">
+<w:ftr xmlns:wpc="http://schemas.microsoft.com/office/word/2010/wordprocessingCanvas" xmlns:cx="http://schemas.microsoft.com/office/drawing/2014/chartex" xmlns:cx1="http://schemas.microsoft.com/office/drawing/2015/9/8/chartex" xmlns:cx2="http://schemas.microsoft.com/office/drawing/2015/10/21/chartex" xmlns:cx3="http://schemas.microsoft.com/office/drawing/2016/5/9/chartex" xmlns:cx4="http://schemas.microsoft.com/office/drawing/2016/5/10/chartex" xmlns:cx5="http://schemas.microsoft.com/office/drawing/2016/5/11/chartex" xmlns:cx6="http://schemas.microsoft.com/office/drawing/2016/5/12/chartex" xmlns:cx7="http://schemas.microsoft.com/office/drawing/2016/5/13/chartex" xmlns:cx8="http://schemas.microsoft.com/office/drawing/2016/5/14/chartex" xmlns:mc="http://schemas.openxmlformats.org/markup-compatibility/2006" xmlns:aink="http://schemas.microsoft.com/office/drawing/2016/ink" xmlns:am3d="http://schemas.microsoft.com/office/drawing/2017/model3d" xmlns:o="urn:schemas-microsoft-com:office:office" xmlns:r="http://schemas.openxmlformats.org/officeDocument/2006/relationships" xmlns:m="http://schemas.openxmlformats.org/officeDocument/2006/math" xmlns:v="urn:schemas-microsoft-com:vml" xmlns:wp14="http://schemas.microsoft.com/office/word/2010/wordprocessingDrawing" xmlns:wp="http://schemas.openxmlformats.org/drawingml/2006/wordprocessingDrawing" xmlns:w10="urn:schemas-microsoft-com:office:word" xmlns:w="http://schemas.openxmlformats.org/wordprocessingml/2006/main" xmlns:w14="http://schemas.microsoft.com/office/word/2010/wordml" xmlns:w15="http://schemas.microsoft.com/office/word/2012/wordml" xmlns:w16cid="http://schemas.microsoft.com/office/word/2016/wordml/cid" xmlns:w16se="http://schemas.microsoft.com/office/word/2015/wordml/symex" xmlns:wpg="http://schemas.microsoft.com/office/word/2010/wordprocessingGroup" xmlns:wpi="http://schemas.microsoft.com/office/word/2010/wordprocessingInk" xmlns:wne="http://schemas.microsoft.com/office/word/2006/wordml" xmlns:wps="http://schemas.microsoft.com/office/word/2010/wordprocessingShape" mc:Ignorable="w14 w15 w16se w16cid wp14">
   <w:p>
     <w:pPr>
       <w:pStyle w:val="Footer"/>
@@ -547,7 +785,7 @@
 </file>
 
 <file path=word/footer2.xml><?xml version="1.0" encoding="utf-8"?>
-<w:ftr xmlns:wpc="http://schemas.microsoft.com/office/word/2010/wordprocessingCanvas" xmlns:cx="http://schemas.microsoft.com/office/drawing/2014/chartex" xmlns:cx1="http://schemas.microsoft.com/office/drawing/2015/9/8/chartex" xmlns:cx2="http://schemas.microsoft.com/office/drawing/2015/10/21/chartex" xmlns:cx3="http://schemas.microsoft.com/office/drawing/2016/5/9/chartex" xmlns:cx4="http://schemas.microsoft.com/office/drawing/2016/5/10/chartex" xmlns:cx5="http://schemas.microsoft.com/office/drawing/2016/5/11/chartex" xmlns:cx6="http://schemas.microsoft.com/office/drawing/2016/5/12/chartex" xmlns:cx7="http://schemas.microsoft.com/office/drawing/2016/5/13/chartex" xmlns:cx8="http://schemas.microsoft.com/office/drawing/2016/5/14/chartex" xmlns:mc="http://schemas.openxmlformats.org/markup-compatibility/2006" xmlns:aink="http://schemas.microsoft.com/office/drawing/2016/ink" xmlns:am3d="http://schemas.microsoft.com/office/drawing/2017/model3d" xmlns:o="urn:schemas-microsoft-com:office:office" xmlns:oel="http://schemas.microsoft.com/office/2019/extlst" xmlns:r="http://schemas.openxmlformats.org/officeDocument/2006/relationships" xmlns:m="http://schemas.openxmlformats.org/officeDocument/2006/math" xmlns:v="urn:schemas-microsoft-com:vml" xmlns:wp14="http://schemas.microsoft.com/office/word/2010/wordprocessingDrawing" xmlns:wp="http://schemas.openxmlformats.org/drawingml/2006/wordprocessingDrawing" xmlns:w10="urn:schemas-microsoft-com:office:word" xmlns:w="http://schemas.openxmlformats.org/wordprocessingml/2006/main" xmlns:w14="http://schemas.microsoft.com/office/word/2010/wordml" xmlns:w15="http://schemas.microsoft.com/office/word/2012/wordml" xmlns:w16cex="http://schemas.microsoft.com/office/word/2018/wordml/cex" xmlns:w16cid="http://schemas.microsoft.com/office/word/2016/wordml/cid" xmlns:w16="http://schemas.microsoft.com/office/word/2018/wordml" xmlns:w16sdtdh="http://schemas.microsoft.com/office/word/2020/wordml/sdtdatahash" xmlns:w16se="http://schemas.microsoft.com/office/word/2015/wordml/symex" xmlns:wpg="http://schemas.microsoft.com/office/word/2010/wordprocessingGroup" xmlns:wpi="http://schemas.microsoft.com/office/word/2010/wordprocessingInk" xmlns:wne="http://schemas.microsoft.com/office/word/2006/wordml" xmlns:wps="http://schemas.microsoft.com/office/word/2010/wordprocessingShape" mc:Ignorable="w14 w15 w16se w16cid w16 w16cex w16sdtdh wp14">
+<w:ftr xmlns:wpc="http://schemas.microsoft.com/office/word/2010/wordprocessingCanvas" xmlns:cx="http://schemas.microsoft.com/office/drawing/2014/chartex" xmlns:cx1="http://schemas.microsoft.com/office/drawing/2015/9/8/chartex" xmlns:cx2="http://schemas.microsoft.com/office/drawing/2015/10/21/chartex" xmlns:cx3="http://schemas.microsoft.com/office/drawing/2016/5/9/chartex" xmlns:cx4="http://schemas.microsoft.com/office/drawing/2016/5/10/chartex" xmlns:cx5="http://schemas.microsoft.com/office/drawing/2016/5/11/chartex" xmlns:cx6="http://schemas.microsoft.com/office/drawing/2016/5/12/chartex" xmlns:cx7="http://schemas.microsoft.com/office/drawing/2016/5/13/chartex" xmlns:cx8="http://schemas.microsoft.com/office/drawing/2016/5/14/chartex" xmlns:mc="http://schemas.openxmlformats.org/markup-compatibility/2006" xmlns:aink="http://schemas.microsoft.com/office/drawing/2016/ink" xmlns:am3d="http://schemas.microsoft.com/office/drawing/2017/model3d" xmlns:o="urn:schemas-microsoft-com:office:office" xmlns:r="http://schemas.openxmlformats.org/officeDocument/2006/relationships" xmlns:m="http://schemas.openxmlformats.org/officeDocument/2006/math" xmlns:v="urn:schemas-microsoft-com:vml" xmlns:wp14="http://schemas.microsoft.com/office/word/2010/wordprocessingDrawing" xmlns:wp="http://schemas.openxmlformats.org/drawingml/2006/wordprocessingDrawing" xmlns:w10="urn:schemas-microsoft-com:office:word" xmlns:w="http://schemas.openxmlformats.org/wordprocessingml/2006/main" xmlns:w14="http://schemas.microsoft.com/office/word/2010/wordml" xmlns:w15="http://schemas.microsoft.com/office/word/2012/wordml" xmlns:w16cid="http://schemas.microsoft.com/office/word/2016/wordml/cid" xmlns:w16se="http://schemas.microsoft.com/office/word/2015/wordml/symex" xmlns:wpg="http://schemas.microsoft.com/office/word/2010/wordprocessingGroup" xmlns:wpi="http://schemas.microsoft.com/office/word/2010/wordprocessingInk" xmlns:wne="http://schemas.microsoft.com/office/word/2006/wordml" xmlns:wps="http://schemas.microsoft.com/office/word/2010/wordprocessingShape" mc:Ignorable="w14 w15 w16se w16cid wp14">
   <w:p>
     <w:pPr>
       <w:pStyle w:val="Footer"/>
@@ -558,7 +796,7 @@
 </file>
 
 <file path=word/footnotes.xml><?xml version="1.0" encoding="utf-8"?>
-<w:footnotes xmlns:wpc="http://schemas.microsoft.com/office/word/2010/wordprocessingCanvas" xmlns:cx="http://schemas.microsoft.com/office/drawing/2014/chartex" xmlns:cx1="http://schemas.microsoft.com/office/drawing/2015/9/8/chartex" xmlns:cx2="http://schemas.microsoft.com/office/drawing/2015/10/21/chartex" xmlns:cx3="http://schemas.microsoft.com/office/drawing/2016/5/9/chartex" xmlns:cx4="http://schemas.microsoft.com/office/drawing/2016/5/10/chartex" xmlns:cx5="http://schemas.microsoft.com/office/drawing/2016/5/11/chartex" xmlns:cx6="http://schemas.microsoft.com/office/drawing/2016/5/12/chartex" xmlns:cx7="http://schemas.microsoft.com/office/drawing/2016/5/13/chartex" xmlns:cx8="http://schemas.microsoft.com/office/drawing/2016/5/14/chartex" xmlns:mc="http://schemas.openxmlformats.org/markup-compatibility/2006" xmlns:aink="http://schemas.microsoft.com/office/drawing/2016/ink" xmlns:am3d="http://schemas.microsoft.com/office/drawing/2017/model3d" xmlns:o="urn:schemas-microsoft-com:office:office" xmlns:oel="http://schemas.microsoft.com/office/2019/extlst" xmlns:r="http://schemas.openxmlformats.org/officeDocument/2006/relationships" xmlns:m="http://schemas.openxmlformats.org/officeDocument/2006/math" xmlns:v="urn:schemas-microsoft-com:vml" xmlns:wp14="http://schemas.microsoft.com/office/word/2010/wordprocessingDrawing" xmlns:wp="http://schemas.openxmlformats.org/drawingml/2006/wordprocessingDrawing" xmlns:w10="urn:schemas-microsoft-com:office:word" xmlns:w="http://schemas.openxmlformats.org/wordprocessingml/2006/main" xmlns:w14="http://schemas.microsoft.com/office/word/2010/wordml" xmlns:w15="http://schemas.microsoft.com/office/word/2012/wordml" xmlns:w16cex="http://schemas.microsoft.com/office/word/2018/wordml/cex" xmlns:w16cid="http://schemas.microsoft.com/office/word/2016/wordml/cid" xmlns:w16="http://schemas.microsoft.com/office/word/2018/wordml" xmlns:w16sdtdh="http://schemas.microsoft.com/office/word/2020/wordml/sdtdatahash" xmlns:w16se="http://schemas.microsoft.com/office/word/2015/wordml/symex" xmlns:wpg="http://schemas.microsoft.com/office/word/2010/wordprocessingGroup" xmlns:wpi="http://schemas.microsoft.com/office/word/2010/wordprocessingInk" xmlns:wne="http://schemas.microsoft.com/office/word/2006/wordml" xmlns:wps="http://schemas.microsoft.com/office/word/2010/wordprocessingShape" mc:Ignorable="w14 w15 w16se w16cid w16 w16cex w16sdtdh wp14">
+<w:footnotes xmlns:wpc="http://schemas.microsoft.com/office/word/2010/wordprocessingCanvas" xmlns:cx="http://schemas.microsoft.com/office/drawing/2014/chartex" xmlns:cx1="http://schemas.microsoft.com/office/drawing/2015/9/8/chartex" xmlns:cx2="http://schemas.microsoft.com/office/drawing/2015/10/21/chartex" xmlns:cx3="http://schemas.microsoft.com/office/drawing/2016/5/9/chartex" xmlns:cx4="http://schemas.microsoft.com/office/drawing/2016/5/10/chartex" xmlns:cx5="http://schemas.microsoft.com/office/drawing/2016/5/11/chartex" xmlns:cx6="http://schemas.microsoft.com/office/drawing/2016/5/12/chartex" xmlns:cx7="http://schemas.microsoft.com/office/drawing/2016/5/13/chartex" xmlns:cx8="http://schemas.microsoft.com/office/drawing/2016/5/14/chartex" xmlns:mc="http://schemas.openxmlformats.org/markup-compatibility/2006" xmlns:aink="http://schemas.microsoft.com/office/drawing/2016/ink" xmlns:am3d="http://schemas.microsoft.com/office/drawing/2017/model3d" xmlns:o="urn:schemas-microsoft-com:office:office" xmlns:r="http://schemas.openxmlformats.org/officeDocument/2006/relationships" xmlns:m="http://schemas.openxmlformats.org/officeDocument/2006/math" xmlns:v="urn:schemas-microsoft-com:vml" xmlns:wp14="http://schemas.microsoft.com/office/word/2010/wordprocessingDrawing" xmlns:wp="http://schemas.openxmlformats.org/drawingml/2006/wordprocessingDrawing" xmlns:w10="urn:schemas-microsoft-com:office:word" xmlns:w="http://schemas.openxmlformats.org/wordprocessingml/2006/main" xmlns:w14="http://schemas.microsoft.com/office/word/2010/wordml" xmlns:w15="http://schemas.microsoft.com/office/word/2012/wordml" xmlns:w16cid="http://schemas.microsoft.com/office/word/2016/wordml/cid" xmlns:w16se="http://schemas.microsoft.com/office/word/2015/wordml/symex" xmlns:wpg="http://schemas.microsoft.com/office/word/2010/wordprocessingGroup" xmlns:wpi="http://schemas.microsoft.com/office/word/2010/wordprocessingInk" xmlns:wne="http://schemas.microsoft.com/office/word/2006/wordml" xmlns:wps="http://schemas.microsoft.com/office/word/2010/wordprocessingShape" mc:Ignorable="w14 w15 w16se w16cid wp14">
   <w:footnote w:type="separator" w:id="-1">
     <w:p>
       <w:r>
@@ -577,7 +815,7 @@
 </file>
 
 <file path=word/header1.xml><?xml version="1.0" encoding="utf-8"?>
-<w:hdr xmlns:wpc="http://schemas.microsoft.com/office/word/2010/wordprocessingCanvas" xmlns:cx="http://schemas.microsoft.com/office/drawing/2014/chartex" xmlns:cx1="http://schemas.microsoft.com/office/drawing/2015/9/8/chartex" xmlns:cx2="http://schemas.microsoft.com/office/drawing/2015/10/21/chartex" xmlns:cx3="http://schemas.microsoft.com/office/drawing/2016/5/9/chartex" xmlns:cx4="http://schemas.microsoft.com/office/drawing/2016/5/10/chartex" xmlns:cx5="http://schemas.microsoft.com/office/drawing/2016/5/11/chartex" xmlns:cx6="http://schemas.microsoft.com/office/drawing/2016/5/12/chartex" xmlns:cx7="http://schemas.microsoft.com/office/drawing/2016/5/13/chartex" xmlns:cx8="http://schemas.microsoft.com/office/drawing/2016/5/14/chartex" xmlns:mc="http://schemas.openxmlformats.org/markup-compatibility/2006" xmlns:aink="http://schemas.microsoft.com/office/drawing/2016/ink" xmlns:am3d="http://schemas.microsoft.com/office/drawing/2017/model3d" xmlns:o="urn:schemas-microsoft-com:office:office" xmlns:oel="http://schemas.microsoft.com/office/2019/extlst" xmlns:r="http://schemas.openxmlformats.org/officeDocument/2006/relationships" xmlns:m="http://schemas.openxmlformats.org/officeDocument/2006/math" xmlns:v="urn:schemas-microsoft-com:vml" xmlns:wp14="http://schemas.microsoft.com/office/word/2010/wordprocessingDrawing" xmlns:wp="http://schemas.openxmlformats.org/drawingml/2006/wordprocessingDrawing" xmlns:w10="urn:schemas-microsoft-com:office:word" xmlns:w="http://schemas.openxmlformats.org/wordprocessingml/2006/main" xmlns:w14="http://schemas.microsoft.com/office/word/2010/wordml" xmlns:w15="http://schemas.microsoft.com/office/word/2012/wordml" xmlns:w16cex="http://schemas.microsoft.com/office/word/2018/wordml/cex" xmlns:w16cid="http://schemas.microsoft.com/office/word/2016/wordml/cid" xmlns:w16="http://schemas.microsoft.com/office/word/2018/wordml" xmlns:w16sdtdh="http://schemas.microsoft.com/office/word/2020/wordml/sdtdatahash" xmlns:w16se="http://schemas.microsoft.com/office/word/2015/wordml/symex" xmlns:wpg="http://schemas.microsoft.com/office/word/2010/wordprocessingGroup" xmlns:wpi="http://schemas.microsoft.com/office/word/2010/wordprocessingInk" xmlns:wne="http://schemas.microsoft.com/office/word/2006/wordml" xmlns:wps="http://schemas.microsoft.com/office/word/2010/wordprocessingShape" mc:Ignorable="w14 w15 w16se w16cid w16 w16cex w16sdtdh wp14">
+<w:hdr xmlns:wpc="http://schemas.microsoft.com/office/word/2010/wordprocessingCanvas" xmlns:cx="http://schemas.microsoft.com/office/drawing/2014/chartex" xmlns:cx1="http://schemas.microsoft.com/office/drawing/2015/9/8/chartex" xmlns:cx2="http://schemas.microsoft.com/office/drawing/2015/10/21/chartex" xmlns:cx3="http://schemas.microsoft.com/office/drawing/2016/5/9/chartex" xmlns:cx4="http://schemas.microsoft.com/office/drawing/2016/5/10/chartex" xmlns:cx5="http://schemas.microsoft.com/office/drawing/2016/5/11/chartex" xmlns:cx6="http://schemas.microsoft.com/office/drawing/2016/5/12/chartex" xmlns:cx7="http://schemas.microsoft.com/office/drawing/2016/5/13/chartex" xmlns:cx8="http://schemas.microsoft.com/office/drawing/2016/5/14/chartex" xmlns:mc="http://schemas.openxmlformats.org/markup-compatibility/2006" xmlns:aink="http://schemas.microsoft.com/office/drawing/2016/ink" xmlns:am3d="http://schemas.microsoft.com/office/drawing/2017/model3d" xmlns:o="urn:schemas-microsoft-com:office:office" xmlns:r="http://schemas.openxmlformats.org/officeDocument/2006/relationships" xmlns:m="http://schemas.openxmlformats.org/officeDocument/2006/math" xmlns:v="urn:schemas-microsoft-com:vml" xmlns:wp14="http://schemas.microsoft.com/office/word/2010/wordprocessingDrawing" xmlns:wp="http://schemas.openxmlformats.org/drawingml/2006/wordprocessingDrawing" xmlns:w10="urn:schemas-microsoft-com:office:word" xmlns:w="http://schemas.openxmlformats.org/wordprocessingml/2006/main" xmlns:w14="http://schemas.microsoft.com/office/word/2010/wordml" xmlns:w15="http://schemas.microsoft.com/office/word/2012/wordml" xmlns:w16cid="http://schemas.microsoft.com/office/word/2016/wordml/cid" xmlns:w16se="http://schemas.microsoft.com/office/word/2015/wordml/symex" xmlns:wpg="http://schemas.microsoft.com/office/word/2010/wordprocessingGroup" xmlns:wpi="http://schemas.microsoft.com/office/word/2010/wordprocessingInk" xmlns:wne="http://schemas.microsoft.com/office/word/2006/wordml" xmlns:wps="http://schemas.microsoft.com/office/word/2010/wordprocessingShape" mc:Ignorable="w14 w15 w16se w16cid wp14">
   <w:p>
     <w:pPr>
       <w:pStyle w:val="ETHBriefKopf1"/>
@@ -807,7 +1045,7 @@
               <v:stroke joinstyle="miter"/>
               <v:path gradientshapeok="t" o:connecttype="rect"/>
             </v:shapetype>
-            <v:shape id="Text Box 3" o:spid="_x0000_s1026" type="#_x0000_t202" style="position:absolute;margin-left:290.75pt;margin-top:-26.65pt;width:198.45pt;height:112.05pt;z-index:251659264;visibility:visible;mso-wrap-style:square;mso-width-percent:0;mso-height-percent:0;mso-wrap-distance-left:9pt;mso-wrap-distance-top:0;mso-wrap-distance-right:9pt;mso-wrap-distance-bottom:0;mso-position-horizontal:absolute;mso-position-horizontal-relative:text;mso-position-vertical:absolute;mso-position-vertical-relative:text;mso-width-percent:0;mso-height-percent:0;mso-width-relative:page;mso-height-relative:page;v-text-anchor:top" o:gfxdata="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" filled="f" stroked="f">
+            <v:shape id="Text Box 3" o:spid="_x0000_s1026" type="#_x0000_t202" style="position:absolute;margin-left:290.75pt;margin-top:-26.65pt;width:198.45pt;height:112.05pt;z-index:251659264;visibility:visible;mso-wrap-style:square;mso-width-percent:0;mso-height-percent:0;mso-wrap-distance-left:9pt;mso-wrap-distance-top:0;mso-wrap-distance-right:9pt;mso-wrap-distance-bottom:0;mso-position-horizontal:absolute;mso-position-horizontal-relative:text;mso-position-vertical:absolute;mso-position-vertical-relative:text;mso-width-percent:0;mso-height-percent:0;mso-width-relative:page;mso-height-relative:page;v-text-anchor:top" o:gfxdata="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" filled="f" stroked="f">
               <v:textbox inset="0,0,0,0">
                 <w:txbxContent>
                   <w:p>
@@ -1041,7 +1279,7 @@
 </file>
 
 <file path=word/numbering.xml><?xml version="1.0" encoding="utf-8"?>
-<w:numbering xmlns:wpc="http://schemas.microsoft.com/office/word/2010/wordprocessingCanvas" xmlns:cx="http://schemas.microsoft.com/office/drawing/2014/chartex" xmlns:cx1="http://schemas.microsoft.com/office/drawing/2015/9/8/chartex" xmlns:cx2="http://schemas.microsoft.com/office/drawing/2015/10/21/chartex" xmlns:cx3="http://schemas.microsoft.com/office/drawing/2016/5/9/chartex" xmlns:cx4="http://schemas.microsoft.com/office/drawing/2016/5/10/chartex" xmlns:cx5="http://schemas.microsoft.com/office/drawing/2016/5/11/chartex" xmlns:cx6="http://schemas.microsoft.com/office/drawing/2016/5/12/chartex" xmlns:cx7="http://schemas.microsoft.com/office/drawing/2016/5/13/chartex" xmlns:cx8="http://schemas.microsoft.com/office/drawing/2016/5/14/chartex" xmlns:mc="http://schemas.openxmlformats.org/markup-compatibility/2006" xmlns:aink="http://schemas.microsoft.com/office/drawing/2016/ink" xmlns:am3d="http://schemas.microsoft.com/office/drawing/2017/model3d" xmlns:o="urn:schemas-microsoft-com:office:office" xmlns:oel="http://schemas.microsoft.com/office/2019/extlst" xmlns:r="http://schemas.openxmlformats.org/officeDocument/2006/relationships" xmlns:m="http://schemas.openxmlformats.org/officeDocument/2006/math" xmlns:v="urn:schemas-microsoft-com:vml" xmlns:wp14="http://schemas.microsoft.com/office/word/2010/wordprocessingDrawing" xmlns:wp="http://schemas.openxmlformats.org/drawingml/2006/wordprocessingDrawing" xmlns:w10="urn:schemas-microsoft-com:office:word" xmlns:w="http://schemas.openxmlformats.org/wordprocessingml/2006/main" xmlns:w14="http://schemas.microsoft.com/office/word/2010/wordml" xmlns:w15="http://schemas.microsoft.com/office/word/2012/wordml" xmlns:w16cex="http://schemas.microsoft.com/office/word/2018/wordml/cex" xmlns:w16cid="http://schemas.microsoft.com/office/word/2016/wordml/cid" xmlns:w16="http://schemas.microsoft.com/office/word/2018/wordml" xmlns:w16sdtdh="http://schemas.microsoft.com/office/word/2020/wordml/sdtdatahash" xmlns:w16se="http://schemas.microsoft.com/office/word/2015/wordml/symex" xmlns:wpg="http://schemas.microsoft.com/office/word/2010/wordprocessingGroup" xmlns:wpi="http://schemas.microsoft.com/office/word/2010/wordprocessingInk" xmlns:wne="http://schemas.microsoft.com/office/word/2006/wordml" xmlns:wps="http://schemas.microsoft.com/office/word/2010/wordprocessingShape" mc:Ignorable="w14 w15 w16se w16cid w16 w16cex w16sdtdh wp14">
+<w:numbering xmlns:wpc="http://schemas.microsoft.com/office/word/2010/wordprocessingCanvas" xmlns:cx="http://schemas.microsoft.com/office/drawing/2014/chartex" xmlns:cx1="http://schemas.microsoft.com/office/drawing/2015/9/8/chartex" xmlns:cx2="http://schemas.microsoft.com/office/drawing/2015/10/21/chartex" xmlns:cx3="http://schemas.microsoft.com/office/drawing/2016/5/9/chartex" xmlns:cx4="http://schemas.microsoft.com/office/drawing/2016/5/10/chartex" xmlns:cx5="http://schemas.microsoft.com/office/drawing/2016/5/11/chartex" xmlns:cx6="http://schemas.microsoft.com/office/drawing/2016/5/12/chartex" xmlns:cx7="http://schemas.microsoft.com/office/drawing/2016/5/13/chartex" xmlns:cx8="http://schemas.microsoft.com/office/drawing/2016/5/14/chartex" xmlns:mc="http://schemas.openxmlformats.org/markup-compatibility/2006" xmlns:aink="http://schemas.microsoft.com/office/drawing/2016/ink" xmlns:am3d="http://schemas.microsoft.com/office/drawing/2017/model3d" xmlns:o="urn:schemas-microsoft-com:office:office" xmlns:r="http://schemas.openxmlformats.org/officeDocument/2006/relationships" xmlns:m="http://schemas.openxmlformats.org/officeDocument/2006/math" xmlns:v="urn:schemas-microsoft-com:vml" xmlns:wp14="http://schemas.microsoft.com/office/word/2010/wordprocessingDrawing" xmlns:wp="http://schemas.openxmlformats.org/drawingml/2006/wordprocessingDrawing" xmlns:w10="urn:schemas-microsoft-com:office:word" xmlns:w="http://schemas.openxmlformats.org/wordprocessingml/2006/main" xmlns:w14="http://schemas.microsoft.com/office/word/2010/wordml" xmlns:w15="http://schemas.microsoft.com/office/word/2012/wordml" xmlns:w16cid="http://schemas.microsoft.com/office/word/2016/wordml/cid" xmlns:w16se="http://schemas.microsoft.com/office/word/2015/wordml/symex" xmlns:wpg="http://schemas.microsoft.com/office/word/2010/wordprocessingGroup" xmlns:wpi="http://schemas.microsoft.com/office/word/2010/wordprocessingInk" xmlns:wne="http://schemas.microsoft.com/office/word/2006/wordml" xmlns:wps="http://schemas.microsoft.com/office/word/2010/wordprocessingShape" mc:Ignorable="w14 w15 w16se w16cid wp14">
   <w:abstractNum w:abstractNumId="0" w15:restartNumberingAfterBreak="0">
     <w:nsid w:val="60FF6920"/>
     <w:multiLevelType w:val="hybridMultilevel"/>
@@ -1128,14 +1366,14 @@
       </w:pPr>
     </w:lvl>
   </w:abstractNum>
-  <w:num w:numId="1" w16cid:durableId="413169891">
+  <w:num w:numId="1">
     <w:abstractNumId w:val="0"/>
   </w:num>
 </w:numbering>
 </file>
 
 <file path=word/styles.xml><?xml version="1.0" encoding="utf-8"?>
-<w:styles xmlns:mc="http://schemas.openxmlformats.org/markup-compatibility/2006" xmlns:r="http://schemas.openxmlformats.org/officeDocument/2006/relationships" xmlns:w="http://schemas.openxmlformats.org/wordprocessingml/2006/main" xmlns:w14="http://schemas.microsoft.com/office/word/2010/wordml" xmlns:w15="http://schemas.microsoft.com/office/word/2012/wordml" xmlns:w16cex="http://schemas.microsoft.com/office/word/2018/wordml/cex" xmlns:w16cid="http://schemas.microsoft.com/office/word/2016/wordml/cid" xmlns:w16="http://schemas.microsoft.com/office/word/2018/wordml" xmlns:w16sdtdh="http://schemas.microsoft.com/office/word/2020/wordml/sdtdatahash" xmlns:w16se="http://schemas.microsoft.com/office/word/2015/wordml/symex" mc:Ignorable="w14 w15 w16se w16cid w16 w16cex w16sdtdh">
+<w:styles xmlns:mc="http://schemas.openxmlformats.org/markup-compatibility/2006" xmlns:r="http://schemas.openxmlformats.org/officeDocument/2006/relationships" xmlns:w="http://schemas.openxmlformats.org/wordprocessingml/2006/main" xmlns:w14="http://schemas.microsoft.com/office/word/2010/wordml" xmlns:w15="http://schemas.microsoft.com/office/word/2012/wordml" xmlns:w16cid="http://schemas.microsoft.com/office/word/2016/wordml/cid" xmlns:w16se="http://schemas.microsoft.com/office/word/2015/wordml/symex" mc:Ignorable="w14 w15 w16se w16cid">
   <w:docDefaults>
     <w:rPrDefault>
       <w:rPr>
@@ -1151,7 +1389,7 @@
       </w:pPr>
     </w:pPrDefault>
   </w:docDefaults>
-  <w:latentStyles w:defLockedState="0" w:defUIPriority="99" w:defSemiHidden="0" w:defUnhideWhenUsed="0" w:defQFormat="0" w:count="376">
+  <w:latentStyles w:defLockedState="0" w:defUIPriority="99" w:defSemiHidden="0" w:defUnhideWhenUsed="0" w:defQFormat="0" w:count="375">
     <w:lsdException w:name="Normal" w:uiPriority="0" w:qFormat="1"/>
     <w:lsdException w:name="heading 1" w:uiPriority="9" w:qFormat="1"/>
     <w:lsdException w:name="heading 2" w:semiHidden="1" w:uiPriority="9" w:unhideWhenUsed="1" w:qFormat="1"/>
@@ -1527,7 +1765,6 @@
     <w:lsdException w:name="Smart Hyperlink" w:semiHidden="1" w:unhideWhenUsed="1"/>
     <w:lsdException w:name="Hashtag" w:semiHidden="1" w:unhideWhenUsed="1"/>
     <w:lsdException w:name="Unresolved Mention" w:semiHidden="1" w:unhideWhenUsed="1"/>
-    <w:lsdException w:name="Smart Link" w:semiHidden="1" w:unhideWhenUsed="1"/>
   </w:latentStyles>
   <w:style w:type="paragraph" w:default="1" w:styleId="Normal">
     <w:name w:val="Normal"/>
